--- a/DRAFT_MEMO_IA-5-2026.docx
+++ b/DRAFT_MEMO_IA-5-2026.docx
@@ -15,13 +15,8 @@
         <w:pStyle w:val="Heading3"/>
       </w:pPr>
       <w:r>
-        <w:t>O.S. No. 214 of 2025 I.A. 5/2026</w:t>
+        <w:t>O.S. No. 214 of 2025 — I.A. No. 5 of 2026</w:t>
       </w:r>
-    </w:p>
-    <w:p>
-      <w:pPr>
-        <w:pStyle w:val="Heading3"/>
-      </w:pPr>
     </w:p>
     <w:tbl>
       <w:tblPr>
@@ -231,23 +226,7 @@
                 <w:sz w:val="32"/>
                 <w:szCs w:val="32"/>
               </w:rPr>
-              <w:t xml:space="preserve">Alummoottil </w:t>
-            </w:r>
-            <w:proofErr w:type="spellStart"/>
-            <w:r>
-              <w:rPr>
-                <w:sz w:val="32"/>
-                <w:szCs w:val="32"/>
-              </w:rPr>
-              <w:t>Tharavad</w:t>
-            </w:r>
-            <w:proofErr w:type="spellEnd"/>
-            <w:r>
-              <w:rPr>
-                <w:sz w:val="32"/>
-                <w:szCs w:val="32"/>
-              </w:rPr>
-              <w:t xml:space="preserve"> Trust &amp; Others</w:t>
+              <w:t>Alummoottil Tharavad Trust &amp; Others</w:t>
             </w:r>
           </w:p>
         </w:tc>
@@ -316,1112 +295,58 @@
     </w:tbl>
     <w:p>
       <w:pPr>
-        <w:pStyle w:val="Heading2"/>
+        <w:pStyle w:val="NoGap"/>
       </w:pPr>
     </w:p>
     <w:p>
       <w:pPr>
-        <w:pStyle w:val="Heading2"/>
+        <w:pStyle w:val="NoGap"/>
+      </w:pPr>
+    </w:p>
+    <w:p>
+      <w:pPr>
+        <w:pStyle w:val="Heading3"/>
       </w:pPr>
       <w:r>
-        <w:t>MEMORANDUM FOR DISPOSAL OF I.A. 5/2026 ON 24.07.2026</w:t>
+        <w:t>MEMORANDUM PRAYING DISPOSAL OF I.A. 5/2026 ON 24.07.2026</w:t>
       </w:r>
     </w:p>
     <w:p>
       <w:r>
-        <w:t xml:space="preserve">The Plaintiff requests that I.A. 5/2026 be heard on merits and finally disposed of on 24.07.2026, before the Trust corpus is emptied. </w:t>
-      </w:r>
-      <w:r>
-        <w:rPr>
-          <w:i/>
-          <w:iCs/>
-        </w:rPr>
-        <w:t xml:space="preserve">Prima facie </w:t>
-      </w:r>
-      <w:r>
-        <w:t>case, balance of convenience, and irreparable injury stand established on D2’s own records.</w:t>
+        <w:t>The Plaintiff most respectfully submits as follows:</w:t>
       </w:r>
     </w:p>
     <w:p>
       <w:pPr>
-        <w:pStyle w:val="Heading3"/>
-      </w:pPr>
-    </w:p>
-    <w:p>
-      <w:pPr>
-        <w:pStyle w:val="Heading3"/>
+        <w:pStyle w:val="ListNumber"/>
       </w:pPr>
       <w:r>
-        <w:t>FACTS</w:t>
+        <w:t>I.A. No. 5/2026 has been pending since 31.03.2026 and now stands posted to 24.07.2026.</w:t>
       </w:r>
     </w:p>
     <w:p>
       <w:pPr>
         <w:pStyle w:val="ListNumber"/>
-        <w:numPr>
-          <w:ilvl w:val="0"/>
-          <w:numId w:val="2"/>
-        </w:numPr>
-        <w:ind w:left="540" w:hanging="540"/>
       </w:pPr>
       <w:r>
-        <w:t xml:space="preserve">Alummoottil </w:t>
-      </w:r>
-      <w:proofErr w:type="spellStart"/>
-      <w:r>
-        <w:t>Tharavad</w:t>
-      </w:r>
-      <w:proofErr w:type="spellEnd"/>
-      <w:r>
-        <w:t xml:space="preserve"> </w:t>
-      </w:r>
-      <w:r>
-        <w:t xml:space="preserve">has four hundred (400) years of history, which the </w:t>
-      </w:r>
-      <w:r>
-        <w:t>1</w:t>
-      </w:r>
-      <w:r>
-        <w:rPr>
-          <w:vertAlign w:val="superscript"/>
-        </w:rPr>
-        <w:t>st</w:t>
-      </w:r>
-      <w:r>
-        <w:t xml:space="preserve"> Defendant (D1) </w:t>
-      </w:r>
-      <w:r>
-        <w:t>Trust exists to preserve (Exhibit P1; Deed 2/IV/2007, recital, pp. 1-2) for “</w:t>
-      </w:r>
-      <w:r>
-        <w:rPr>
-          <w:rStyle w:val="Emphasis"/>
-        </w:rPr>
-        <w:t xml:space="preserve">descendants of Alummoottil Chellamma </w:t>
-      </w:r>
-      <w:proofErr w:type="spellStart"/>
-      <w:r>
-        <w:rPr>
-          <w:rStyle w:val="Emphasis"/>
-        </w:rPr>
-        <w:t>Channathy</w:t>
-      </w:r>
-      <w:proofErr w:type="spellEnd"/>
-      <w:r>
-        <w:t>” (p. 3). The Plaintiff, her grandson, was raised there.</w:t>
+        <w:t>Pleadings in the application are complete. Respondents 1 and 2 filed their objection on 19.06.2026. The lease in question (Deed No. 3237/2025 dated 27.10.2025) concerns Respondent 1's property and was executed solely by Respondent 2 as its Managing Trustee; no further pleadings are required.</w:t>
       </w:r>
     </w:p>
     <w:p>
       <w:pPr>
         <w:pStyle w:val="ListNumber"/>
-        <w:numPr>
-          <w:ilvl w:val="0"/>
-          <w:numId w:val="2"/>
-        </w:numPr>
-        <w:ind w:left="540" w:hanging="540"/>
       </w:pPr>
       <w:r>
-        <w:t>2</w:t>
-      </w:r>
-      <w:r>
-        <w:rPr>
-          <w:vertAlign w:val="superscript"/>
-        </w:rPr>
-        <w:t>nd</w:t>
-      </w:r>
-      <w:r>
-        <w:t xml:space="preserve"> Defendant (D2), D1’s Managing Trustee and a fiduciary to the Plaintiff, pleads “</w:t>
-      </w:r>
-      <w:r>
-        <w:rPr>
-          <w:i/>
-          <w:iCs/>
-        </w:rPr>
-        <w:t>Trust’s loss</w:t>
-      </w:r>
-      <w:r>
-        <w:t>” — but the loss is his own, not the Trust’s. On 24.01.2026, D2 saddled the 19-year-old D1 holding just Rs. 6,000/- in bank (Bank statement, 18.05.2026) with Rs. 11,99,85,900</w:t>
-      </w:r>
-      <w:r>
-        <w:t>/-</w:t>
-      </w:r>
-      <w:r>
-        <w:t xml:space="preserve"> “</w:t>
-      </w:r>
-      <w:r>
-        <w:rPr>
-          <w:i/>
-          <w:iCs/>
-        </w:rPr>
-        <w:t>expenses</w:t>
-      </w:r>
-      <w:r>
-        <w:t xml:space="preserve">” </w:t>
-      </w:r>
-      <w:r>
-        <w:t xml:space="preserve">with zero accounting. </w:t>
-      </w:r>
-      <w:r>
-        <w:t>(Minutes Book, 24.01.2026, p. 19, item 4).</w:t>
+        <w:t>By the Respondents' own objection, commercial activity on the suit property is ongoing under a ten-year arrangement; the relief sought is time-sensitive and any deferment will diminish its efficacy.</w:t>
       </w:r>
     </w:p>
     <w:p>
       <w:pPr>
         <w:pStyle w:val="ListNumber"/>
-        <w:numPr>
-          <w:ilvl w:val="0"/>
-          <w:numId w:val="2"/>
-        </w:numPr>
-        <w:ind w:left="540" w:hanging="540"/>
-        <w:rPr>
-          <w:rStyle w:val="Emphasis"/>
-        </w:rPr>
       </w:pPr>
       <w:r>
-        <w:t>D1 now “</w:t>
+        <w:t>All contentions in the objection, including those on maintainability, can be decided at the hearing itself; none is a ground to defer it.</w:t>
       </w:r>
-      <w:r>
-        <w:rPr>
-          <w:i/>
-          <w:iCs/>
-        </w:rPr>
-        <w:t>owes</w:t>
-      </w:r>
-      <w:r>
-        <w:t>” Rs. 1,46,86,000/- to D2, his son, and a contractor</w:t>
-      </w:r>
-      <w:r>
-        <w:t xml:space="preserve"> alone</w:t>
-      </w:r>
-      <w:r>
-        <w:t xml:space="preserve"> (</w:t>
-      </w:r>
-      <w:r>
-        <w:rPr>
-          <w:i/>
-          <w:iCs/>
-        </w:rPr>
-        <w:t>ibid.</w:t>
-      </w:r>
-      <w:r>
-        <w:t xml:space="preserve">) with zero accounts. </w:t>
-      </w:r>
-      <w:r>
-        <w:rPr>
-          <w:rStyle w:val="Emphasis"/>
-        </w:rPr>
-        <w:t>Sections 51 and 66 of the Indian Trusts Act, 1882 (ITA)</w:t>
-      </w:r>
-      <w:r>
-        <w:t>, exist to prohibit exactly this self-dealing.</w:t>
-      </w:r>
-    </w:p>
-    <w:p>
-      <w:pPr>
-        <w:pStyle w:val="ListNumber"/>
-        <w:numPr>
-          <w:ilvl w:val="0"/>
-          <w:numId w:val="2"/>
-        </w:numPr>
-        <w:ind w:left="540" w:hanging="540"/>
-      </w:pPr>
-      <w:r>
-        <w:t>On 24.01.2026, D2 and four (4) Trustees resolved to “</w:t>
-      </w:r>
-      <w:r>
-        <w:rPr>
-          <w:i/>
-          <w:iCs/>
-        </w:rPr>
-        <w:t>terminate</w:t>
-      </w:r>
-      <w:r>
-        <w:t xml:space="preserve">” the </w:t>
-      </w:r>
-      <w:r>
-        <w:lastRenderedPageBreak/>
-        <w:t>Plaintiff’s “</w:t>
-      </w:r>
-      <w:r>
-        <w:rPr>
-          <w:i/>
-          <w:iCs/>
-        </w:rPr>
-        <w:t>beneficiary status through legal means</w:t>
-      </w:r>
-      <w:r>
-        <w:t>” (Minutes Book p. 20, item 6). A non-existent right cannot be terminated</w:t>
-      </w:r>
-      <w:r>
-        <w:t>. This establishes</w:t>
-      </w:r>
-      <w:r>
-        <w:t>:</w:t>
-      </w:r>
-    </w:p>
-    <w:p>
-      <w:pPr>
-        <w:pStyle w:val="ListNumber2"/>
-        <w:numPr>
-          <w:ilvl w:val="1"/>
-          <w:numId w:val="2"/>
-        </w:numPr>
-        <w:ind w:left="1080" w:hanging="540"/>
-      </w:pPr>
-      <w:r>
-        <w:t>D2 repeatedly swore the Plaintiff “</w:t>
-      </w:r>
-      <w:r>
-        <w:rPr>
-          <w:i/>
-          <w:iCs/>
-        </w:rPr>
-        <w:t>is not a beneficiary</w:t>
-      </w:r>
-      <w:r>
-        <w:t>” and has “</w:t>
-      </w:r>
-      <w:r>
-        <w:rPr>
-          <w:i/>
-          <w:iCs/>
-        </w:rPr>
-        <w:t>no connection</w:t>
-      </w:r>
-      <w:r>
-        <w:t xml:space="preserve">” with the Trust. </w:t>
-      </w:r>
-      <w:r>
-        <w:t>All these pleadings</w:t>
-      </w:r>
-      <w:r>
-        <w:t xml:space="preserve"> are false.</w:t>
-      </w:r>
-    </w:p>
-    <w:p>
-      <w:pPr>
-        <w:pStyle w:val="ListNumber2"/>
-        <w:numPr>
-          <w:ilvl w:val="1"/>
-          <w:numId w:val="2"/>
-        </w:numPr>
-        <w:ind w:left="1080" w:hanging="540"/>
-        <w:rPr>
-          <w:iCs/>
-        </w:rPr>
-      </w:pPr>
-      <w:r>
-        <w:rPr>
-          <w:i/>
-        </w:rPr>
-        <w:t xml:space="preserve">Section 14 ITA </w:t>
-      </w:r>
-      <w:r>
-        <w:t>bars trustees from claiming title adverse to the beneficiary</w:t>
-      </w:r>
-      <w:r>
-        <w:rPr>
-          <w:i/>
-        </w:rPr>
-        <w:t xml:space="preserve">. </w:t>
-      </w:r>
-      <w:r>
-        <w:t>Each such pleading</w:t>
-      </w:r>
-      <w:r>
-        <w:t xml:space="preserve"> of D2</w:t>
-      </w:r>
-      <w:r>
-        <w:t xml:space="preserve"> is a breach of Trust.</w:t>
-      </w:r>
-    </w:p>
-    <w:p>
-      <w:pPr>
-        <w:pStyle w:val="ListNumber"/>
-        <w:numPr>
-          <w:ilvl w:val="0"/>
-          <w:numId w:val="2"/>
-        </w:numPr>
-      </w:pPr>
-      <w:r>
-        <w:rPr>
-          <w:i/>
-          <w:iCs/>
-        </w:rPr>
-        <w:t>Pendente lite</w:t>
-      </w:r>
-      <w:r>
-        <w:t xml:space="preserve">, D2 leased Trust property to one </w:t>
-      </w:r>
-      <w:proofErr w:type="spellStart"/>
-      <w:r>
-        <w:rPr>
-          <w:i/>
-          <w:iCs/>
-        </w:rPr>
-        <w:t>Sreemoolavasam</w:t>
-      </w:r>
-      <w:proofErr w:type="spellEnd"/>
-      <w:r>
-        <w:t xml:space="preserve"> — GST-registered on Trust </w:t>
-      </w:r>
-      <w:r>
-        <w:t>address</w:t>
-      </w:r>
-      <w:r>
-        <w:t xml:space="preserve">, 09.12.2025 (Exhibit P9). This concealed lease is </w:t>
-      </w:r>
-      <w:proofErr w:type="spellStart"/>
-      <w:r>
-        <w:rPr>
-          <w:rStyle w:val="Emphasis"/>
-        </w:rPr>
-        <w:t>lis</w:t>
-      </w:r>
-      <w:proofErr w:type="spellEnd"/>
-      <w:r>
-        <w:rPr>
-          <w:rStyle w:val="Emphasis"/>
-        </w:rPr>
-        <w:t xml:space="preserve"> pendens</w:t>
-      </w:r>
-      <w:r>
-        <w:t xml:space="preserve"> thrice over (O.S. 84/2024, 243/2024 and 214/2025) under </w:t>
-      </w:r>
-      <w:r>
-        <w:rPr>
-          <w:i/>
-          <w:iCs/>
-        </w:rPr>
-        <w:t>Section 52 of the Transfer of Property Act, 1882</w:t>
-      </w:r>
-      <w:r>
-        <w:t xml:space="preserve">; D2 and the </w:t>
-      </w:r>
-      <w:r>
-        <w:rPr>
-          <w:i/>
-          <w:iCs/>
-        </w:rPr>
-        <w:t>pendente lite</w:t>
-      </w:r>
-      <w:r>
-        <w:t xml:space="preserve"> lessee acted at their peril, in defiance of this Court’s seisin. </w:t>
-      </w:r>
-    </w:p>
-    <w:p>
-      <w:pPr>
-        <w:pStyle w:val="ListNumber"/>
-        <w:numPr>
-          <w:ilvl w:val="0"/>
-          <w:numId w:val="2"/>
-        </w:numPr>
-      </w:pPr>
-      <w:r>
-        <w:t>The</w:t>
-      </w:r>
-      <w:r>
-        <w:t xml:space="preserve"> purported</w:t>
-      </w:r>
-      <w:r>
-        <w:t xml:space="preserve"> lease is illegal, signed three (3) months before its “</w:t>
-      </w:r>
-      <w:r>
-        <w:rPr>
-          <w:i/>
-          <w:iCs/>
-        </w:rPr>
-        <w:t>ratification</w:t>
-      </w:r>
-      <w:r>
-        <w:t>” by Trustees (Minutes Book p. 17, item 1; Lease 3237/2025 p. 1).</w:t>
-      </w:r>
-    </w:p>
-    <w:p>
-      <w:pPr>
-        <w:pStyle w:val="ListNumber"/>
-        <w:numPr>
-          <w:ilvl w:val="0"/>
-          <w:numId w:val="2"/>
-        </w:numPr>
-      </w:pPr>
-      <w:r>
-        <w:t>Even this manufactured cover was partial: the minutes allow a ten (10)-year lease only for the Meda (p. 16, item 1(a)); “</w:t>
-      </w:r>
-      <w:r>
-        <w:rPr>
-          <w:i/>
-          <w:iCs/>
-        </w:rPr>
-        <w:t>landed properties</w:t>
-      </w:r>
-      <w:r>
-        <w:t xml:space="preserve">” get </w:t>
-      </w:r>
-      <w:r>
-        <w:t xml:space="preserve">only </w:t>
-      </w:r>
-      <w:r>
-        <w:t>“</w:t>
-      </w:r>
-      <w:r>
-        <w:rPr>
-          <w:i/>
-          <w:iCs/>
-        </w:rPr>
-        <w:t>11 months</w:t>
-      </w:r>
-      <w:r>
-        <w:t xml:space="preserve">” </w:t>
-      </w:r>
-      <w:r>
-        <w:t xml:space="preserve">of lease </w:t>
-      </w:r>
-      <w:r>
-        <w:t xml:space="preserve">(p. 17, item 1(e)). </w:t>
-      </w:r>
-    </w:p>
-    <w:p>
-      <w:pPr>
-        <w:pStyle w:val="ListNumber"/>
-        <w:numPr>
-          <w:ilvl w:val="0"/>
-          <w:numId w:val="2"/>
-        </w:numPr>
-      </w:pPr>
-      <w:r>
-        <w:t xml:space="preserve">Yet on 27.10.2025 D2 </w:t>
-      </w:r>
-      <w:r>
-        <w:t>leased for 10 years</w:t>
-      </w:r>
-      <w:r>
-        <w:t xml:space="preserve"> </w:t>
-      </w:r>
-      <w:r>
-        <w:t xml:space="preserve">29.42 of 38.06 Ares </w:t>
-      </w:r>
-      <w:r>
-        <w:t>(</w:t>
-      </w:r>
-      <w:proofErr w:type="spellStart"/>
-      <w:r>
-        <w:t>including</w:t>
-      </w:r>
-      <w:r>
-        <w:t>Nalukettu</w:t>
-      </w:r>
-      <w:proofErr w:type="spellEnd"/>
-      <w:r>
-        <w:t xml:space="preserve"> land</w:t>
-      </w:r>
-      <w:r>
-        <w:t>)</w:t>
-      </w:r>
-      <w:r>
-        <w:t>, with “</w:t>
-      </w:r>
-      <w:r>
-        <w:rPr>
-          <w:i/>
-          <w:iCs/>
-        </w:rPr>
-        <w:t>all easements and all other rights appurtenant</w:t>
-      </w:r>
-      <w:r>
-        <w:t xml:space="preserve">” (Lease 3237/2025, Schedule; cl. 2) — immovable </w:t>
-      </w:r>
-      <w:r>
-        <w:t xml:space="preserve">&amp; </w:t>
-      </w:r>
-      <w:r>
-        <w:t>movable property handed over with zero security</w:t>
-      </w:r>
-      <w:r>
-        <w:t xml:space="preserve"> to a months-old outfit.</w:t>
-      </w:r>
-      <w:r>
-        <w:t xml:space="preserve"> The lease is illegal.</w:t>
-      </w:r>
-    </w:p>
-    <w:p>
-      <w:pPr>
-        <w:pStyle w:val="ListNumber"/>
-        <w:numPr>
-          <w:ilvl w:val="0"/>
-          <w:numId w:val="2"/>
-        </w:numPr>
-      </w:pPr>
-      <w:r>
-        <w:t xml:space="preserve">D2’s </w:t>
-      </w:r>
-      <w:r>
-        <w:rPr>
-          <w:rStyle w:val="Emphasis"/>
-        </w:rPr>
-        <w:t>pendente lite</w:t>
-      </w:r>
-      <w:r>
-        <w:t xml:space="preserve"> lessee now sells Alummoottil’s heritage as its own “</w:t>
-      </w:r>
-      <w:r>
-        <w:rPr>
-          <w:i/>
-          <w:iCs/>
-        </w:rPr>
-        <w:t>450 years of history</w:t>
-      </w:r>
-      <w:r>
-        <w:t xml:space="preserve">” without naming Alummoottil </w:t>
-      </w:r>
-      <w:r>
-        <w:t xml:space="preserve">even once </w:t>
-      </w:r>
-      <w:r>
-        <w:t xml:space="preserve">(Exhibits P2-P5). What heritage has a months-old outfit — and what business need for the </w:t>
-      </w:r>
-      <w:proofErr w:type="spellStart"/>
-      <w:r>
-        <w:t>Tharavad’s</w:t>
-      </w:r>
-      <w:proofErr w:type="spellEnd"/>
-      <w:r>
-        <w:t xml:space="preserve"> centuries-old heirlooms?</w:t>
-      </w:r>
-    </w:p>
-    <w:p>
-      <w:pPr>
-        <w:pStyle w:val="ListNumber"/>
-        <w:numPr>
-          <w:ilvl w:val="0"/>
-          <w:numId w:val="2"/>
-        </w:numPr>
-      </w:pPr>
-      <w:r>
-        <w:t xml:space="preserve">D2 and his </w:t>
-      </w:r>
-      <w:r>
-        <w:rPr>
-          <w:i/>
-          <w:iCs/>
-        </w:rPr>
-        <w:t>pendente lite</w:t>
-      </w:r>
-      <w:r>
-        <w:t xml:space="preserve"> lessee, selling the months-old outfit’s “heritage” for profit</w:t>
-      </w:r>
-      <w:r>
-        <w:t xml:space="preserve"> (P6-P8)</w:t>
-      </w:r>
-      <w:r>
-        <w:t>,</w:t>
-      </w:r>
-      <w:r>
-        <w:t xml:space="preserve"> are cheating the public and</w:t>
-      </w:r>
-      <w:r>
-        <w:t xml:space="preserve"> irreversibly erasing the Trust’s foundational objective — heritage preservation (Deed 2/IV/2007, recital, pp. 1-2). </w:t>
-      </w:r>
-      <w:r>
-        <w:t>It is the</w:t>
-      </w:r>
-      <w:r>
-        <w:t xml:space="preserve"> gravest </w:t>
-      </w:r>
-      <w:r>
-        <w:t>breach,</w:t>
-      </w:r>
-      <w:r>
-        <w:t xml:space="preserve"> the injury irreparable.</w:t>
-      </w:r>
-    </w:p>
-    <w:p>
-      <w:pPr>
-        <w:pStyle w:val="ListNumber"/>
-        <w:numPr>
-          <w:ilvl w:val="0"/>
-          <w:numId w:val="2"/>
-        </w:numPr>
-      </w:pPr>
-      <w:r>
-        <w:t>The High Court directed</w:t>
-      </w:r>
-      <w:r>
-        <w:t xml:space="preserve"> timely</w:t>
-      </w:r>
-      <w:r>
-        <w:t xml:space="preserve"> disposal of I.A. 5/2025 (OP(C) 3278/2025, 15.01.2026). On 16.02.2026, D2 played fraud upon this </w:t>
-      </w:r>
-      <w:r>
-        <w:lastRenderedPageBreak/>
-        <w:t>Court, swearing “</w:t>
-      </w:r>
-      <w:r>
-        <w:rPr>
-          <w:i/>
-          <w:iCs/>
-        </w:rPr>
-        <w:t>nothing material has been concealed</w:t>
-      </w:r>
-      <w:r>
-        <w:t xml:space="preserve">”; I.A. 5/2025 was closed on 04.03.2026 </w:t>
-      </w:r>
-      <w:proofErr w:type="gramStart"/>
-      <w:r>
-        <w:t>in light of</w:t>
-      </w:r>
-      <w:proofErr w:type="gramEnd"/>
-      <w:r>
-        <w:t xml:space="preserve"> that affidavit</w:t>
-      </w:r>
-      <w:r>
-        <w:t xml:space="preserve">, without </w:t>
-      </w:r>
-      <w:r>
-        <w:rPr>
-          <w:i/>
-          <w:iCs/>
-        </w:rPr>
-        <w:t xml:space="preserve">bona </w:t>
-      </w:r>
-      <w:r>
-        <w:rPr>
-          <w:i/>
-          <w:iCs/>
-        </w:rPr>
-        <w:t>fides</w:t>
-      </w:r>
-      <w:r>
-        <w:t xml:space="preserve"> review</w:t>
-      </w:r>
-      <w:r>
-        <w:t>. The</w:t>
-      </w:r>
-      <w:r>
-        <w:t xml:space="preserve"> concealed arrangement involving</w:t>
-      </w:r>
-      <w:r>
-        <w:t xml:space="preserve"> </w:t>
-      </w:r>
-      <w:r>
-        <w:rPr>
-          <w:i/>
-          <w:iCs/>
-        </w:rPr>
-        <w:t>pendente lite</w:t>
-      </w:r>
-      <w:r>
-        <w:t xml:space="preserve"> lease and lessee, suppressed then, reached this Court not by disclosure but by </w:t>
-      </w:r>
-      <w:r>
-        <w:t xml:space="preserve">Plaintiff’s </w:t>
-      </w:r>
-      <w:r>
-        <w:t>exposure (Plaintiff’s rejoinder, 13.03.2026, para 3(</w:t>
-      </w:r>
-      <w:proofErr w:type="spellStart"/>
-      <w:r>
-        <w:t>i</w:t>
-      </w:r>
-      <w:proofErr w:type="spellEnd"/>
-      <w:r>
-        <w:t>)).</w:t>
-      </w:r>
-    </w:p>
-    <w:p>
-      <w:pPr>
-        <w:pStyle w:val="ListNumber"/>
-        <w:numPr>
-          <w:ilvl w:val="0"/>
-          <w:numId w:val="2"/>
-        </w:numPr>
-      </w:pPr>
-      <w:r>
-        <w:t xml:space="preserve">Even after exposure, D2 still </w:t>
-      </w:r>
-      <w:r>
-        <w:t xml:space="preserve">conceals and </w:t>
-      </w:r>
-      <w:r>
-        <w:t>suppresses: the “</w:t>
-      </w:r>
-      <w:r>
-        <w:rPr>
-          <w:i/>
-          <w:iCs/>
-        </w:rPr>
-        <w:t>profit-share</w:t>
-      </w:r>
-      <w:r>
-        <w:t>” documents (p. 17, item 1(e)) remain withheld from the Court to this date.</w:t>
-      </w:r>
-    </w:p>
-    <w:p>
-      <w:pPr>
-        <w:pStyle w:val="ListNumber"/>
-        <w:numPr>
-          <w:ilvl w:val="0"/>
-          <w:numId w:val="2"/>
-        </w:numPr>
-      </w:pPr>
-      <w:r>
-        <w:t>D2’s “hardship” plea is as false as his last: in O.S. 243/2024 he pled “</w:t>
-      </w:r>
-      <w:r>
-        <w:rPr>
-          <w:i/>
-          <w:iCs/>
-        </w:rPr>
-        <w:t>construction works… at the instance of the plaintiff trust</w:t>
-      </w:r>
-      <w:r>
-        <w:t>”, the Plaintiff “</w:t>
-      </w:r>
-      <w:r>
-        <w:rPr>
-          <w:i/>
-          <w:iCs/>
-        </w:rPr>
-        <w:t>brutally manhandled 3 employees deployed by the plaintiff trust</w:t>
-      </w:r>
-      <w:r>
-        <w:t>”, and the Trust “</w:t>
-      </w:r>
-      <w:r>
-        <w:rPr>
-          <w:i/>
-          <w:iCs/>
-        </w:rPr>
-        <w:t>will be put to irreparable loss, injury and hardship</w:t>
-      </w:r>
-      <w:r>
-        <w:t xml:space="preserve">” (plaint, paras 4–5). </w:t>
-      </w:r>
-    </w:p>
-    <w:p>
-      <w:pPr>
-        <w:pStyle w:val="ListNumber"/>
-        <w:numPr>
-          <w:ilvl w:val="0"/>
-          <w:numId w:val="2"/>
-        </w:numPr>
-      </w:pPr>
-      <w:r>
-        <w:t xml:space="preserve">D2 </w:t>
-      </w:r>
-      <w:r>
-        <w:t>now swears</w:t>
-      </w:r>
-      <w:r>
-        <w:t xml:space="preserve"> it </w:t>
-      </w:r>
-      <w:r>
-        <w:t>is</w:t>
-      </w:r>
-      <w:r>
-        <w:t xml:space="preserve"> </w:t>
-      </w:r>
-      <w:r>
-        <w:t>“</w:t>
-      </w:r>
-      <w:r>
-        <w:rPr>
-          <w:i/>
-          <w:iCs/>
-        </w:rPr>
-        <w:t>not Trust construction</w:t>
-      </w:r>
-      <w:r>
-        <w:t>” (Af</w:t>
-      </w:r>
-      <w:r>
-        <w:t>f</w:t>
-      </w:r>
-      <w:r>
-        <w:t xml:space="preserve"> 16.02.2026, paras 4–7).</w:t>
-      </w:r>
-    </w:p>
-    <w:p>
-      <w:pPr>
-        <w:pStyle w:val="ListNumber"/>
-        <w:numPr>
-          <w:ilvl w:val="0"/>
-          <w:numId w:val="2"/>
-        </w:numPr>
-        <w:rPr>
-          <w:i/>
-          <w:iCs/>
-        </w:rPr>
-      </w:pPr>
-      <w:r>
-        <w:t>D2 approbates and reprobates at convenience</w:t>
-      </w:r>
-      <w:r>
-        <w:t>. He</w:t>
-      </w:r>
-      <w:r>
-        <w:t xml:space="preserve"> consistently</w:t>
-      </w:r>
-      <w:r>
-        <w:t xml:space="preserve"> approaches this Court with unclean hands (</w:t>
-      </w:r>
-      <w:r>
-        <w:rPr>
-          <w:i/>
-          <w:iCs/>
-        </w:rPr>
-        <w:t xml:space="preserve">Dalip Singh </w:t>
-      </w:r>
-      <w:r>
-        <w:t xml:space="preserve">(2010) 2 SCC 114); </w:t>
-      </w:r>
-      <w:r>
-        <w:t>such</w:t>
-      </w:r>
-      <w:r>
-        <w:t xml:space="preserve"> falsehoods </w:t>
-      </w:r>
-      <w:r>
-        <w:t xml:space="preserve">only </w:t>
-      </w:r>
-      <w:r>
-        <w:t xml:space="preserve">invite adverse inference. </w:t>
-      </w:r>
-      <w:r>
-        <w:rPr>
-          <w:i/>
-          <w:iCs/>
-        </w:rPr>
-        <w:t>D2 is entitled to no relief — interim or final.</w:t>
-      </w:r>
-    </w:p>
-    <w:p>
-      <w:pPr>
-        <w:pStyle w:val="ListNumber"/>
-        <w:numPr>
-          <w:ilvl w:val="0"/>
-          <w:numId w:val="2"/>
-        </w:numPr>
-      </w:pPr>
-      <w:r>
-        <w:t xml:space="preserve">D2’s objections (D5–D7, </w:t>
-      </w:r>
-      <w:proofErr w:type="spellStart"/>
-      <w:r>
-        <w:t>impleadment</w:t>
-      </w:r>
-      <w:proofErr w:type="spellEnd"/>
-      <w:r>
-        <w:t xml:space="preserve">) are procedural distractions. He admits commercial terms began 01.03.2026 — the </w:t>
-      </w:r>
-      <w:r>
-        <w:rPr>
-          <w:i/>
-          <w:iCs/>
-        </w:rPr>
-        <w:t>pendente lite</w:t>
-      </w:r>
-      <w:r>
-        <w:t xml:space="preserve"> lease is being acted on. The threat is </w:t>
-      </w:r>
-      <w:r>
-        <w:rPr>
-          <w:i/>
-          <w:iCs/>
-        </w:rPr>
-        <w:t>imminent and continuing</w:t>
-      </w:r>
-      <w:r>
-        <w:t xml:space="preserve">. </w:t>
-      </w:r>
-    </w:p>
-    <w:p>
-      <w:pPr>
-        <w:pStyle w:val="ListNumber"/>
-        <w:numPr>
-          <w:ilvl w:val="0"/>
-          <w:numId w:val="2"/>
-        </w:numPr>
-      </w:pPr>
-      <w:r>
-        <w:t>“</w:t>
-      </w:r>
-      <w:r>
-        <w:rPr>
-          <w:i/>
-          <w:iCs/>
-        </w:rPr>
-        <w:t>Already started</w:t>
-      </w:r>
-      <w:r>
-        <w:t>” inverts equity: the start exists only because D2 suppressed the lease</w:t>
-      </w:r>
-      <w:r>
-        <w:t xml:space="preserve"> and lessee</w:t>
-      </w:r>
-      <w:r>
-        <w:t xml:space="preserve">; </w:t>
-      </w:r>
-      <w:r>
-        <w:rPr>
-          <w:i/>
-          <w:iCs/>
-        </w:rPr>
-        <w:t>no litigant may profit from his own wrong</w:t>
-      </w:r>
-      <w:r>
-        <w:t xml:space="preserve">. D2 never obtained this Court’s leave to encumber the Trust for ten (10) years. A </w:t>
-      </w:r>
-      <w:r>
-        <w:rPr>
-          <w:i/>
-          <w:iCs/>
-        </w:rPr>
-        <w:t>fait accompli</w:t>
-      </w:r>
-      <w:r>
-        <w:t xml:space="preserve"> born of suppression confers no right — </w:t>
-      </w:r>
-      <w:r>
-        <w:rPr>
-          <w:i/>
-          <w:iCs/>
-        </w:rPr>
-        <w:t>status quo ante</w:t>
-      </w:r>
-      <w:r>
-        <w:t xml:space="preserve"> </w:t>
-      </w:r>
-      <w:r>
-        <w:t xml:space="preserve">must </w:t>
-      </w:r>
-      <w:r>
-        <w:t>be restored. Balance of convenience lies with the Beneficiary — a fraudster’s “hardship” is no hardship in law.</w:t>
-      </w:r>
-    </w:p>
-    <w:p>
-      <w:pPr>
-        <w:pStyle w:val="ListNumber"/>
-        <w:numPr>
-          <w:ilvl w:val="0"/>
-          <w:numId w:val="2"/>
-        </w:numPr>
-      </w:pPr>
-      <w:r>
-        <w:t xml:space="preserve">The infructuous plea fails: I.A. 5/2026 independently seeks to stop commercialization and public entry. I.A. 5/2025 was closed on D2’s false affidavit; a closure so obtained cannot make </w:t>
-      </w:r>
-      <w:r>
-        <w:t xml:space="preserve">it </w:t>
-      </w:r>
-      <w:r>
-        <w:t>infructuous (</w:t>
-      </w:r>
-      <w:proofErr w:type="spellStart"/>
-      <w:r>
-        <w:rPr>
-          <w:i/>
-          <w:iCs/>
-        </w:rPr>
-        <w:t>Chengalvaraya</w:t>
-      </w:r>
-      <w:proofErr w:type="spellEnd"/>
-      <w:r>
-        <w:rPr>
-          <w:i/>
-          <w:iCs/>
-        </w:rPr>
-        <w:t xml:space="preserve"> Naidu</w:t>
-      </w:r>
-      <w:r>
-        <w:t xml:space="preserve">, AIR 1994 SC 853; </w:t>
-      </w:r>
-      <w:proofErr w:type="spellStart"/>
-      <w:r>
-        <w:rPr>
-          <w:i/>
-          <w:iCs/>
-        </w:rPr>
-        <w:t>Papayya</w:t>
-      </w:r>
-      <w:proofErr w:type="spellEnd"/>
-      <w:r>
-        <w:rPr>
-          <w:i/>
-          <w:iCs/>
-        </w:rPr>
-        <w:t xml:space="preserve"> Sastry</w:t>
-      </w:r>
-      <w:r>
-        <w:t>, (2007) 4 SCC 221).</w:t>
-      </w:r>
-    </w:p>
-    <w:p>
-      <w:pPr>
-        <w:pStyle w:val="ListNumber"/>
-        <w:numPr>
-          <w:ilvl w:val="0"/>
-          <w:numId w:val="2"/>
-        </w:numPr>
-      </w:pPr>
-      <w:r>
-        <w:rPr>
-          <w:rStyle w:val="Emphasis"/>
-        </w:rPr>
-        <w:t>Section 49 ITA</w:t>
-      </w:r>
-      <w:r>
-        <w:t xml:space="preserve"> applies squarely. D2 evaded this Court’s accounting jurisdiction for six (6) months despite HC directions, ignored accounts de</w:t>
-      </w:r>
-      <w:r>
-        <w:lastRenderedPageBreak/>
-        <w:t>mands for twenty-one (21) months, and denied beneficiary rights for nineteen (19) years. In the 20</w:t>
-      </w:r>
-      <w:r>
-        <w:rPr>
-          <w:vertAlign w:val="superscript"/>
-        </w:rPr>
-        <w:t>th</w:t>
-      </w:r>
-      <w:r>
-        <w:t xml:space="preserve"> year, D2 asks this Court to sanction a decade of commercialization for his own “</w:t>
-      </w:r>
-      <w:r>
-        <w:rPr>
-          <w:i/>
-          <w:iCs/>
-        </w:rPr>
-        <w:t>reimbursement</w:t>
-      </w:r>
-      <w:r>
-        <w:t>”.</w:t>
-      </w:r>
-    </w:p>
-    <w:p>
-      <w:pPr>
-        <w:pStyle w:val="ListNumber"/>
-        <w:numPr>
-          <w:ilvl w:val="0"/>
-          <w:numId w:val="2"/>
-        </w:numPr>
-      </w:pPr>
-      <w:r>
-        <w:t xml:space="preserve">Each delay entrenches the lease and drains a corpus “expensed” at Rupees Twelve Crores; the damage is severe and irreversible. What suppression began, delay will complete. </w:t>
-      </w:r>
-      <w:r>
-        <w:rPr>
-          <w:i/>
-          <w:iCs/>
-        </w:rPr>
-        <w:t>Prima facie</w:t>
-      </w:r>
-      <w:r>
-        <w:t xml:space="preserve"> case, balance of convenience, and irreparable injury all stand on D2’s own records.</w:t>
-      </w:r>
-    </w:p>
-    <w:p>
-      <w:pPr>
-        <w:pStyle w:val="Heading3"/>
-      </w:pPr>
     </w:p>
     <w:p>
       <w:pPr>
@@ -1433,38 +358,39 @@
     </w:p>
     <w:p>
       <w:r>
-        <w:t xml:space="preserve">It is prayed that I.A. 5/2026, pending since 31.03.2026 and posted to 24.07.2026, be taken up, heard on merits and finally disposed of on that date. </w:t>
+        <w:t>It is therefore most humbly prayed that this Honourable Court may be pleased to take up I.A. No. 5/2026 on 24.07.2026, hear it on merits, and finally dispose of it on that date, with liberty to the Plaintiff to bring subsequent events on record by a separate application, if so advised, and to pass such other orders as this Honourable Court may deem fit and proper in the interests of justice.</w:t>
       </w:r>
     </w:p>
     <w:p>
       <w:r>
-        <w:t>Pleadings are complete; it is prayed that the application be decided as it stands, without deferment on any ground. Liberty may be reserved to move a subsequent-facts application.</w:t>
+        <w:t>Dated this the ______ day of ____________, 2026.</w:t>
       </w:r>
     </w:p>
     <w:p>
-      <w:r>
-        <w:t>Dated this the ______ day of _________________, 2026.</w:t>
-      </w:r>
+      <w:pPr>
+        <w:pStyle w:val="NoGap"/>
+        <w:tabs>
+          <w:tab w:val="right" w:pos="8306"/>
+        </w:tabs>
+      </w:pPr>
     </w:p>
-    <w:p/>
     <w:p>
+      <w:pPr>
+        <w:pStyle w:val="NoGap"/>
+        <w:tabs>
+          <w:tab w:val="right" w:pos="8306"/>
+        </w:tabs>
+      </w:pPr>
+    </w:p>
+    <w:p>
+      <w:pPr>
+        <w:pStyle w:val="NoGap"/>
+        <w:tabs>
+          <w:tab w:val="right" w:pos="8306"/>
+        </w:tabs>
+      </w:pPr>
       <w:r>
         <w:t>Place: Haripad</w:t>
-      </w:r>
-      <w:r>
-        <w:tab/>
-      </w:r>
-      <w:r>
-        <w:tab/>
-      </w:r>
-      <w:r>
-        <w:tab/>
-      </w:r>
-      <w:r>
-        <w:tab/>
-      </w:r>
-      <w:r>
-        <w:tab/>
       </w:r>
       <w:r>
         <w:tab/>
@@ -1472,14 +398,15 @@
       </w:r>
     </w:p>
     <w:sectPr>
-      <w:footerReference w:type="even" r:id="rId8"/>
-      <w:footerReference w:type="default" r:id="rId9"/>
-      <w:footerReference w:type="first" r:id="rId10"/>
+      <w:footerReference w:type="even" r:id="rId7"/>
+      <w:footerReference w:type="default" r:id="rId8"/>
+      <w:footerReference w:type="first" r:id="rId9"/>
       <w:pgSz w:w="11906" w:h="16838"/>
-      <w:pgMar w:top="1800" w:right="1440" w:bottom="1800" w:left="2160" w:header="0" w:footer="360" w:gutter="0"/>
+      <w:pgMar w:top="1440" w:right="1440" w:bottom="1440" w:left="2160" w:header="0" w:footer="720" w:gutter="0"/>
+      <w:pgNumType w:fmt="numberInDash"/>
       <w:cols w:space="720"/>
       <w:formProt w:val="0"/>
-      <w:docGrid w:linePitch="381"/>
+      <w:docGrid w:linePitch="360"/>
     </w:sectPr>
   </w:body>
 </w:document>
@@ -1489,9 +416,6 @@
 <w:endnotes xmlns:wpc="http://schemas.microsoft.com/office/word/2010/wordprocessingCanvas" xmlns:cx="http://schemas.microsoft.com/office/drawing/2014/chartex" xmlns:cx1="http://schemas.microsoft.com/office/drawing/2015/9/8/chartex" xmlns:cx2="http://schemas.microsoft.com/office/drawing/2015/10/21/chartex" xmlns:cx3="http://schemas.microsoft.com/office/drawing/2016/5/9/chartex" xmlns:cx4="http://schemas.microsoft.com/office/drawing/2016/5/10/chartex" xmlns:cx5="http://schemas.microsoft.com/office/drawing/2016/5/11/chartex" xmlns:cx6="http://schemas.microsoft.com/office/drawing/2016/5/12/chartex" xmlns:cx7="http://schemas.microsoft.com/office/drawing/2016/5/13/chartex" xmlns:cx8="http://schemas.microsoft.com/office/drawing/2016/5/14/chartex" xmlns:mc="http://schemas.openxmlformats.org/markup-compatibility/2006" xmlns:aink="http://schemas.microsoft.com/office/drawing/2016/ink" xmlns:am3d="http://schemas.microsoft.com/office/drawing/2017/model3d" xmlns:o="urn:schemas-microsoft-com:office:office" xmlns:oel="http://schemas.microsoft.com/office/2019/extlst" xmlns:r="http://schemas.openxmlformats.org/officeDocument/2006/relationships" xmlns:m="http://schemas.openxmlformats.org/officeDocument/2006/math" xmlns:v="urn:schemas-microsoft-com:vml" xmlns:wp14="http://schemas.microsoft.com/office/word/2010/wordprocessingDrawing" xmlns:wp="http://schemas.openxmlformats.org/drawingml/2006/wordprocessingDrawing" xmlns:w10="urn:schemas-microsoft-com:office:word" xmlns:w="http://schemas.openxmlformats.org/wordprocessingml/2006/main" xmlns:w14="http://schemas.microsoft.com/office/word/2010/wordml" xmlns:w15="http://schemas.microsoft.com/office/word/2012/wordml" xmlns:w16cex="http://schemas.microsoft.com/office/word/2018/wordml/cex" xmlns:w16cid="http://schemas.microsoft.com/office/word/2016/wordml/cid" xmlns:w16="http://schemas.microsoft.com/office/word/2018/wordml" xmlns:w16du="http://schemas.microsoft.com/office/word/2023/wordml/word16du" xmlns:w16sdtdh="http://schemas.microsoft.com/office/word/2020/wordml/sdtdatahash" xmlns:w16sdtfl="http://schemas.microsoft.com/office/word/2024/wordml/sdtformatlock" xmlns:w16se="http://schemas.microsoft.com/office/word/2015/wordml/symex" xmlns:wpg="http://schemas.microsoft.com/office/word/2010/wordprocessingGroup" xmlns:wpi="http://schemas.microsoft.com/office/word/2010/wordprocessingInk" xmlns:wne="http://schemas.microsoft.com/office/word/2006/wordml" xmlns:wps="http://schemas.microsoft.com/office/word/2010/wordprocessingShape" mc:Ignorable="w14 w15 w16se w16cid w16 w16cex w16sdtdh w16sdtfl w16du wp14">
   <w:endnote w:type="separator" w:id="-1">
     <w:p>
-      <w:pPr>
-        <w:spacing w:after="0" w:line="240" w:lineRule="auto"/>
-      </w:pPr>
       <w:r>
         <w:separator/>
       </w:r>
@@ -1499,9 +423,6 @@
   </w:endnote>
   <w:endnote w:type="continuationSeparator" w:id="0">
     <w:p>
-      <w:pPr>
-        <w:spacing w:after="0" w:line="240" w:lineRule="auto"/>
-      </w:pPr>
       <w:r>
         <w:continuationSeparator/>
       </w:r>
@@ -1597,7 +518,7 @@
           <w:fldChar w:fldCharType="separate"/>
         </w:r>
         <w:r>
-          <w:t>4</w:t>
+          <w:t>2</w:t>
         </w:r>
         <w:r>
           <w:fldChar w:fldCharType="end"/>
@@ -1617,7 +538,7 @@
 <w:ftr xmlns:wpc="http://schemas.microsoft.com/office/word/2010/wordprocessingCanvas" xmlns:cx="http://schemas.microsoft.com/office/drawing/2014/chartex" xmlns:cx1="http://schemas.microsoft.com/office/drawing/2015/9/8/chartex" xmlns:cx2="http://schemas.microsoft.com/office/drawing/2015/10/21/chartex" xmlns:cx3="http://schemas.microsoft.com/office/drawing/2016/5/9/chartex" xmlns:cx4="http://schemas.microsoft.com/office/drawing/2016/5/10/chartex" xmlns:cx5="http://schemas.microsoft.com/office/drawing/2016/5/11/chartex" xmlns:cx6="http://schemas.microsoft.com/office/drawing/2016/5/12/chartex" xmlns:cx7="http://schemas.microsoft.com/office/drawing/2016/5/13/chartex" xmlns:cx8="http://schemas.microsoft.com/office/drawing/2016/5/14/chartex" xmlns:mc="http://schemas.openxmlformats.org/markup-compatibility/2006" xmlns:aink="http://schemas.microsoft.com/office/drawing/2016/ink" xmlns:am3d="http://schemas.microsoft.com/office/drawing/2017/model3d" xmlns:o="urn:schemas-microsoft-com:office:office" xmlns:oel="http://schemas.microsoft.com/office/2019/extlst" xmlns:r="http://schemas.openxmlformats.org/officeDocument/2006/relationships" xmlns:m="http://schemas.openxmlformats.org/officeDocument/2006/math" xmlns:v="urn:schemas-microsoft-com:vml" xmlns:wp14="http://schemas.microsoft.com/office/word/2010/wordprocessingDrawing" xmlns:wp="http://schemas.openxmlformats.org/drawingml/2006/wordprocessingDrawing" xmlns:w10="urn:schemas-microsoft-com:office:word" xmlns:w="http://schemas.openxmlformats.org/wordprocessingml/2006/main" xmlns:w14="http://schemas.microsoft.com/office/word/2010/wordml" xmlns:w15="http://schemas.microsoft.com/office/word/2012/wordml" xmlns:w16cex="http://schemas.microsoft.com/office/word/2018/wordml/cex" xmlns:w16cid="http://schemas.microsoft.com/office/word/2016/wordml/cid" xmlns:w16="http://schemas.microsoft.com/office/word/2018/wordml" xmlns:w16du="http://schemas.microsoft.com/office/word/2023/wordml/word16du" xmlns:w16sdtdh="http://schemas.microsoft.com/office/word/2020/wordml/sdtdatahash" xmlns:w16sdtfl="http://schemas.microsoft.com/office/word/2024/wordml/sdtformatlock" xmlns:w16se="http://schemas.microsoft.com/office/word/2015/wordml/symex" xmlns:wpg="http://schemas.microsoft.com/office/word/2010/wordprocessingGroup" xmlns:wpi="http://schemas.microsoft.com/office/word/2010/wordprocessingInk" xmlns:wne="http://schemas.microsoft.com/office/word/2006/wordml" xmlns:wps="http://schemas.microsoft.com/office/word/2010/wordprocessingShape" mc:Ignorable="w14 w15 w16se w16cid w16 w16cex w16sdtdh w16sdtfl w16du wp14">
   <w:sdt>
     <w:sdtPr>
-      <w:id w:val="-1553153391"/>
+      <w:id w:val="1979880851"/>
       <w:docPartObj>
         <w:docPartGallery w:val="Page Numbers (Bottom of Page)"/>
         <w:docPartUnique/>
@@ -1641,7 +562,7 @@
           <w:fldChar w:fldCharType="separate"/>
         </w:r>
         <w:r>
-          <w:t>4</w:t>
+          <w:t>2</w:t>
         </w:r>
         <w:r>
           <w:fldChar w:fldCharType="end"/>
@@ -1661,9 +582,6 @@
 <w:footnotes xmlns:wpc="http://schemas.microsoft.com/office/word/2010/wordprocessingCanvas" xmlns:cx="http://schemas.microsoft.com/office/drawing/2014/chartex" xmlns:cx1="http://schemas.microsoft.com/office/drawing/2015/9/8/chartex" xmlns:cx2="http://schemas.microsoft.com/office/drawing/2015/10/21/chartex" xmlns:cx3="http://schemas.microsoft.com/office/drawing/2016/5/9/chartex" xmlns:cx4="http://schemas.microsoft.com/office/drawing/2016/5/10/chartex" xmlns:cx5="http://schemas.microsoft.com/office/drawing/2016/5/11/chartex" xmlns:cx6="http://schemas.microsoft.com/office/drawing/2016/5/12/chartex" xmlns:cx7="http://schemas.microsoft.com/office/drawing/2016/5/13/chartex" xmlns:cx8="http://schemas.microsoft.com/office/drawing/2016/5/14/chartex" xmlns:mc="http://schemas.openxmlformats.org/markup-compatibility/2006" xmlns:aink="http://schemas.microsoft.com/office/drawing/2016/ink" xmlns:am3d="http://schemas.microsoft.com/office/drawing/2017/model3d" xmlns:o="urn:schemas-microsoft-com:office:office" xmlns:oel="http://schemas.microsoft.com/office/2019/extlst" xmlns:r="http://schemas.openxmlformats.org/officeDocument/2006/relationships" xmlns:m="http://schemas.openxmlformats.org/officeDocument/2006/math" xmlns:v="urn:schemas-microsoft-com:vml" xmlns:wp14="http://schemas.microsoft.com/office/word/2010/wordprocessingDrawing" xmlns:wp="http://schemas.openxmlformats.org/drawingml/2006/wordprocessingDrawing" xmlns:w10="urn:schemas-microsoft-com:office:word" xmlns:w="http://schemas.openxmlformats.org/wordprocessingml/2006/main" xmlns:w14="http://schemas.microsoft.com/office/word/2010/wordml" xmlns:w15="http://schemas.microsoft.com/office/word/2012/wordml" xmlns:w16cex="http://schemas.microsoft.com/office/word/2018/wordml/cex" xmlns:w16cid="http://schemas.microsoft.com/office/word/2016/wordml/cid" xmlns:w16="http://schemas.microsoft.com/office/word/2018/wordml" xmlns:w16du="http://schemas.microsoft.com/office/word/2023/wordml/word16du" xmlns:w16sdtdh="http://schemas.microsoft.com/office/word/2020/wordml/sdtdatahash" xmlns:w16sdtfl="http://schemas.microsoft.com/office/word/2024/wordml/sdtformatlock" xmlns:w16se="http://schemas.microsoft.com/office/word/2015/wordml/symex" xmlns:wpg="http://schemas.microsoft.com/office/word/2010/wordprocessingGroup" xmlns:wpi="http://schemas.microsoft.com/office/word/2010/wordprocessingInk" xmlns:wne="http://schemas.microsoft.com/office/word/2006/wordml" xmlns:wps="http://schemas.microsoft.com/office/word/2010/wordprocessingShape" mc:Ignorable="w14 w15 w16se w16cid w16 w16cex w16sdtdh w16sdtfl w16du wp14">
   <w:footnote w:type="separator" w:id="-1">
     <w:p>
-      <w:pPr>
-        <w:spacing w:after="0" w:line="240" w:lineRule="auto"/>
-      </w:pPr>
       <w:r>
         <w:separator/>
       </w:r>
@@ -1671,9 +589,6 @@
   </w:footnote>
   <w:footnote w:type="continuationSeparator" w:id="0">
     <w:p>
-      <w:pPr>
-        <w:spacing w:after="0" w:line="240" w:lineRule="auto"/>
-      </w:pPr>
       <w:r>
         <w:continuationSeparator/>
       </w:r>
@@ -1685,23 +600,6 @@
 <file path=word/numbering.xml><?xml version="1.0" encoding="utf-8"?>
 <w:numbering xmlns:wpc="http://schemas.microsoft.com/office/word/2010/wordprocessingCanvas" xmlns:cx="http://schemas.microsoft.com/office/drawing/2014/chartex" xmlns:cx1="http://schemas.microsoft.com/office/drawing/2015/9/8/chartex" xmlns:cx2="http://schemas.microsoft.com/office/drawing/2015/10/21/chartex" xmlns:cx3="http://schemas.microsoft.com/office/drawing/2016/5/9/chartex" xmlns:cx4="http://schemas.microsoft.com/office/drawing/2016/5/10/chartex" xmlns:cx5="http://schemas.microsoft.com/office/drawing/2016/5/11/chartex" xmlns:cx6="http://schemas.microsoft.com/office/drawing/2016/5/12/chartex" xmlns:cx7="http://schemas.microsoft.com/office/drawing/2016/5/13/chartex" xmlns:cx8="http://schemas.microsoft.com/office/drawing/2016/5/14/chartex" xmlns:mc="http://schemas.openxmlformats.org/markup-compatibility/2006" xmlns:aink="http://schemas.microsoft.com/office/drawing/2016/ink" xmlns:am3d="http://schemas.microsoft.com/office/drawing/2017/model3d" xmlns:o="urn:schemas-microsoft-com:office:office" xmlns:oel="http://schemas.microsoft.com/office/2019/extlst" xmlns:r="http://schemas.openxmlformats.org/officeDocument/2006/relationships" xmlns:m="http://schemas.openxmlformats.org/officeDocument/2006/math" xmlns:v="urn:schemas-microsoft-com:vml" xmlns:wp14="http://schemas.microsoft.com/office/word/2010/wordprocessingDrawing" xmlns:wp="http://schemas.openxmlformats.org/drawingml/2006/wordprocessingDrawing" xmlns:w10="urn:schemas-microsoft-com:office:word" xmlns:w="http://schemas.openxmlformats.org/wordprocessingml/2006/main" xmlns:w14="http://schemas.microsoft.com/office/word/2010/wordml" xmlns:w15="http://schemas.microsoft.com/office/word/2012/wordml" xmlns:w16cex="http://schemas.microsoft.com/office/word/2018/wordml/cex" xmlns:w16cid="http://schemas.microsoft.com/office/word/2016/wordml/cid" xmlns:w16="http://schemas.microsoft.com/office/word/2018/wordml" xmlns:w16du="http://schemas.microsoft.com/office/word/2023/wordml/word16du" xmlns:w16sdtdh="http://schemas.microsoft.com/office/word/2020/wordml/sdtdatahash" xmlns:w16sdtfl="http://schemas.microsoft.com/office/word/2024/wordml/sdtformatlock" xmlns:w16se="http://schemas.microsoft.com/office/word/2015/wordml/symex" xmlns:wpg="http://schemas.microsoft.com/office/word/2010/wordprocessingGroup" xmlns:wpi="http://schemas.microsoft.com/office/word/2010/wordprocessingInk" xmlns:wne="http://schemas.microsoft.com/office/word/2006/wordml" xmlns:wps="http://schemas.microsoft.com/office/word/2010/wordprocessingShape" mc:Ignorable="w14 w15 w16se w16cid w16 w16cex w16sdtdh w16sdtfl w16du wp14">
   <w:abstractNum w:abstractNumId="0" w15:restartNumberingAfterBreak="0">
-    <w:nsid w:val="FFFFFF88"/>
-    <w:multiLevelType w:val="singleLevel"/>
-    <w:tmpl w:val="00261CD6"/>
-    <w:lvl w:ilvl="0">
-      <w:start w:val="1"/>
-      <w:numFmt w:val="decimal"/>
-      <w:lvlText w:val="%1."/>
-      <w:lvlJc w:val="left"/>
-      <w:pPr>
-        <w:tabs>
-          <w:tab w:val="num" w:pos="360"/>
-        </w:tabs>
-        <w:ind w:left="360" w:hanging="360"/>
-      </w:pPr>
-    </w:lvl>
-  </w:abstractNum>
-  <w:abstractNum w:abstractNumId="1" w15:restartNumberingAfterBreak="0">
     <w:nsid w:val="16BC6310"/>
     <w:multiLevelType w:val="multilevel"/>
     <w:tmpl w:val="5DBC519E"/>
@@ -1843,7 +741,7 @@
       </w:rPr>
     </w:lvl>
   </w:abstractNum>
-  <w:abstractNum w:abstractNumId="2" w15:restartNumberingAfterBreak="0">
+  <w:abstractNum w:abstractNumId="1" w15:restartNumberingAfterBreak="0">
     <w:nsid w:val="2E6C1C46"/>
     <w:multiLevelType w:val="hybridMultilevel"/>
     <w:tmpl w:val="4BA466C8"/>
@@ -1930,7 +828,7 @@
       </w:pPr>
     </w:lvl>
   </w:abstractNum>
-  <w:abstractNum w:abstractNumId="3" w15:restartNumberingAfterBreak="0">
+  <w:abstractNum w:abstractNumId="2" w15:restartNumberingAfterBreak="0">
     <w:nsid w:val="2F521479"/>
     <w:multiLevelType w:val="multilevel"/>
     <w:tmpl w:val="7C1C9B92"/>
@@ -2038,7 +936,7 @@
       </w:pPr>
     </w:lvl>
   </w:abstractNum>
-  <w:abstractNum w:abstractNumId="4" w15:restartNumberingAfterBreak="0">
+  <w:abstractNum w:abstractNumId="3" w15:restartNumberingAfterBreak="0">
     <w:nsid w:val="32C615D0"/>
     <w:multiLevelType w:val="multilevel"/>
     <w:tmpl w:val="26421280"/>
@@ -2128,7 +1026,7 @@
       </w:pPr>
     </w:lvl>
   </w:abstractNum>
-  <w:abstractNum w:abstractNumId="5" w15:restartNumberingAfterBreak="0">
+  <w:abstractNum w:abstractNumId="4" w15:restartNumberingAfterBreak="0">
     <w:nsid w:val="35F81891"/>
     <w:multiLevelType w:val="multilevel"/>
     <w:tmpl w:val="30E2A7A2"/>
@@ -2250,7 +1148,7 @@
       </w:pPr>
     </w:lvl>
   </w:abstractNum>
-  <w:abstractNum w:abstractNumId="6" w15:restartNumberingAfterBreak="0">
+  <w:abstractNum w:abstractNumId="5" w15:restartNumberingAfterBreak="0">
     <w:nsid w:val="4E530ED9"/>
     <w:multiLevelType w:val="hybridMultilevel"/>
     <w:tmpl w:val="97D2B960"/>
@@ -2340,7 +1238,7 @@
       </w:pPr>
     </w:lvl>
   </w:abstractNum>
-  <w:abstractNum w:abstractNumId="7" w15:restartNumberingAfterBreak="0">
+  <w:abstractNum w:abstractNumId="6" w15:restartNumberingAfterBreak="0">
     <w:nsid w:val="51B318C4"/>
     <w:multiLevelType w:val="hybridMultilevel"/>
     <w:tmpl w:val="9626C0D6"/>
@@ -2431,31 +1329,28 @@
     </w:lvl>
   </w:abstractNum>
   <w:num w:numId="1" w16cid:durableId="29190544">
+    <w:abstractNumId w:val="0"/>
+  </w:num>
+  <w:num w:numId="2" w16cid:durableId="1776898736">
+    <w:abstractNumId w:val="2"/>
+  </w:num>
+  <w:num w:numId="3" w16cid:durableId="223951550">
+    <w:abstractNumId w:val="4"/>
+  </w:num>
+  <w:num w:numId="4" w16cid:durableId="601883165">
+    <w:abstractNumId w:val="3"/>
+  </w:num>
+  <w:num w:numId="5" w16cid:durableId="1359818873">
+    <w:abstractNumId w:val="3"/>
+  </w:num>
+  <w:num w:numId="6" w16cid:durableId="1412655412">
     <w:abstractNumId w:val="1"/>
   </w:num>
-  <w:num w:numId="2" w16cid:durableId="1776898736">
-    <w:abstractNumId w:val="3"/>
-  </w:num>
-  <w:num w:numId="3" w16cid:durableId="223951550">
-    <w:abstractNumId w:val="5"/>
-  </w:num>
-  <w:num w:numId="4" w16cid:durableId="601883165">
-    <w:abstractNumId w:val="4"/>
-  </w:num>
-  <w:num w:numId="5" w16cid:durableId="1359818873">
-    <w:abstractNumId w:val="4"/>
-  </w:num>
-  <w:num w:numId="6" w16cid:durableId="1412655412">
-    <w:abstractNumId w:val="2"/>
-  </w:num>
   <w:num w:numId="7" w16cid:durableId="1337150253">
-    <w:abstractNumId w:val="7"/>
+    <w:abstractNumId w:val="6"/>
   </w:num>
   <w:num w:numId="8" w16cid:durableId="517735932">
-    <w:abstractNumId w:val="6"/>
-  </w:num>
-  <w:num w:numId="9" w16cid:durableId="1539321404">
-    <w:abstractNumId w:val="0"/>
+    <w:abstractNumId w:val="5"/>
   </w:num>
 </w:numbering>
 </file>
@@ -3243,45 +2138,6 @@
       </w:numPr>
     </w:pPr>
   </w:style>
-  <w:style w:type="paragraph" w:styleId="Header">
-    <w:name w:val="header"/>
-    <w:basedOn w:val="Normal"/>
-    <w:link w:val="HeaderChar"/>
-    <w:uiPriority w:val="99"/>
-    <w:unhideWhenUsed/>
-    <w:rsid w:val="00D53FC6"/>
-    <w:pPr>
-      <w:tabs>
-        <w:tab w:val="center" w:pos="4680"/>
-        <w:tab w:val="right" w:pos="9360"/>
-      </w:tabs>
-      <w:spacing w:after="0" w:line="240" w:lineRule="auto"/>
-    </w:pPr>
-  </w:style>
-  <w:style w:type="character" w:customStyle="1" w:styleId="HeaderChar">
-    <w:name w:val="Header Char"/>
-    <w:basedOn w:val="DefaultParagraphFont"/>
-    <w:link w:val="Header"/>
-    <w:uiPriority w:val="99"/>
-    <w:rsid w:val="00D53FC6"/>
-    <w:rPr>
-      <w:rFonts w:ascii="Cambria" w:hAnsi="Cambria"/>
-      <w:spacing w:val="-14"/>
-      <w:sz w:val="28"/>
-      <w:szCs w:val="28"/>
-    </w:rPr>
-  </w:style>
-  <w:style w:type="paragraph" w:styleId="ListParagraph">
-    <w:name w:val="List Paragraph"/>
-    <w:basedOn w:val="Normal"/>
-    <w:uiPriority w:val="34"/>
-    <w:qFormat/>
-    <w:rsid w:val="00D53FC6"/>
-    <w:pPr>
-      <w:ind w:left="720"/>
-      <w:contextualSpacing/>
-    </w:pPr>
-  </w:style>
 </w:styles>
 </file>
 
@@ -3457,16 +2313,4 @@
   <a:objectDefaults/>
   <a:extraClrSchemeLst/>
 </a:theme>
-</file>
-
-<file path=customXml/item1.xml><?xml version="1.0" encoding="utf-8"?>
-<b:Sources xmlns:b="http://schemas.openxmlformats.org/officeDocument/2006/bibliography" xmlns="http://schemas.openxmlformats.org/officeDocument/2006/bibliography" SelectedStyle="/APASixthEditionOfficeOnline.xsl" StyleName="APA" Version="6"/>
-</file>
-
-<file path=customXml/itemProps1.xml><?xml version="1.0" encoding="utf-8"?>
-<ds:datastoreItem xmlns:ds="http://schemas.openxmlformats.org/officeDocument/2006/customXml" ds:itemID="{346F0192-D17E-E947-AA04-64E0E8616B3A}">
-  <ds:schemaRefs>
-    <ds:schemaRef ds:uri="http://schemas.openxmlformats.org/officeDocument/2006/bibliography"/>
-  </ds:schemaRefs>
-</ds:datastoreItem>
 </file>